--- a/projects/paper-02/06-write/paper02_draft_v2.docx
+++ b/projects/paper-02/06-write/paper02_draft_v2.docx
@@ -6989,7 +6989,7 @@
           <w:i w:val="0"/>
           <w:sz w:val="24"/>
         </w:rPr>
-        <w:t>The cognitive stimulation hypothesis proposes that more educated parents provide richer language input, engage in more frequent and cognitively demanding parent–child interactions, and maintain more literacy-oriented home environments—exposures that directly promote synaptic strengthening and myelination in developing neural circuits (Hart &amp; Risley, 1995; Tomalski &amp; Johnson, 2010). The original Hart and Risley (1995) estimates of SES-related word-gap differences have been questioned on methodological and generalizability grounds (Sperry et al., 2019), and the present review does not rely on those specific figures; the broader principle that language input quality varies with parental education is supported independently by the DTI and EEG findings reviewed here. Two converging lines of evidence from this review support this pathway.</w:t>
+        <w:t>The cognitive stimulation hypothesis proposes that more educated parents provide richer language input, engage in more frequent and cognitively demanding parent–child interactions, and maintain more literacy-oriented home environments—exposures proposed to support synaptic strengthening and myelination in developing neural circuits (Hart &amp; Risley, 1995; Tomalski &amp; Johnson, 2010). The original Hart and Risley (1995) estimates of SES-related word-gap differences have been questioned on methodological and generalizability grounds (Sperry et al., 2019), and the present review does not rely on those specific figures; the broader principle that language input quality varies with parental education is supported independently by the DTI and EEG findings reviewed here. Two converging lines of evidence from this review support this pathway.</w:t>
       </w:r>
     </w:p>
     <w:p>
@@ -7004,7 +7004,7 @@
           <w:i w:val="0"/>
           <w:sz w:val="24"/>
         </w:rPr>
-        <w:t>First, the DTI studies of Ozernov-Palchik et al. (2019) and Turesky et al. (2022) consistently implicate the arcuate fasciculus—the white matter tract connecting perisylvian language areas—as the primary neural substrate of parental education effects. The arcuate fasciculus is known to be highly sensitive to language experience, with FA in this tract predicting reading skill and vocabulary in independent samples (Yeatman et al., 2012). The finding that maternal education predicts arcuate FA as early as 8–9 months (Turesky et al., 2022), and independently of income at 5–8 years (Ozernov-Palchik et al., 2019), is most parsimoniously explained by systematic differences in the quantity and quality of language directed at the child—a dimension of the home environment that varies more strongly with educational attainment than with income per se (Hoff, 2003; Rowe, 2008).</w:t>
+        <w:t>First, the DTI studies of Ozernov-Palchik et al. (2019) and Turesky et al. (2022) consistently implicate the arcuate fasciculus—the white matter tract connecting perisylvian language areas—as the primary neural substrate of parental education effects. The arcuate fasciculus is known to be highly sensitive to language experience, with FA in this tract predicting reading skill and vocabulary in independent samples (Yeatman et al., 2012). The finding that maternal education predicts arcuate FA as early as 8–9 months (Turesky et al., 2022), and independently of income at 5–8 years (Ozernov-Palchik et al., 2019), is consistent with systematic differences in the quantity and quality of language directed at the child—a dimension of the home environment that varies more strongly with educational attainment than with income per se (Hoff, 2003; Rowe, 2008).</w:t>
       </w:r>
     </w:p>
     <w:p>
@@ -7342,7 +7342,7 @@
           <w:i w:val="0"/>
           <w:sz w:val="24"/>
         </w:rPr>
-        <w:t>The convergence of parental education effects across frontal and temporal neural systems—regardless of modality—supports a coherent account centered on prefrontal and perisylvian circuitry. In ERP studies, the most consistent finding was greater frontal activation (larger ERN amplitude at fronto-central electrodes) in children of more educated parents. In fNIRS, greater inferior frontal gyrus activation was found. In fMRI, effects clustered in medial prefrontal cortex (amygdala–PFC connectivity; DMN connectivity) and left inferior frontal gyrus (language network). In DTI, the arcuate fasciculus—projecting between inferior frontal and superior temporal cortex—was the most consistently affected tract. In structural MRI, effects included frontal, parietal, and temporal surface area. Together, these findings converge on a fronto-temporal network encompassing language-processing regions (Broca's area, Wernicke's area, arcuate fasciculus) and executive/affective regulation regions (anterior cingulate, medial prefrontal cortex, DMN).</w:t>
+        <w:t>The convergence of parental education associations across frontal and temporal neural systems—regardless of modality—supports a coherent account centered on prefrontal and perisylvian circuitry. In ERP studies, the most consistent finding was greater frontal activation (larger ERN amplitude at fronto-central electrodes) in children of more educated parents. In fNIRS, greater inferior frontal gyrus activation was found. In fMRI, effects clustered in medial prefrontal cortex (amygdala–PFC connectivity; DMN connectivity) and left inferior frontal gyrus (language network). In DTI, the arcuate fasciculus—projecting between inferior frontal and superior temporal cortex—was the most consistently implicated tract. In structural MRI, effects included frontal, parietal, and temporal surface area. Together, these findings converge on a fronto-temporal network encompassing language-processing regions (Broca's area, Wernicke's area, arcuate fasciculus) and executive/affective regulation regions (anterior cingulate, medial prefrontal cortex, DMN).</w:t>
       </w:r>
     </w:p>
     <w:p>
